--- a/artifacts/api-server/artifacts/api-server/uploads/assets/5/manuscript_6x9.docx
+++ b/artifacts/api-server/artifacts/api-server/uploads/assets/5/manuscript_6x9.docx
@@ -380,14 +380,14 @@
       </w:r>
     </w:p>
     <w:p>
-      <w:bookmarkStart w:id="4621" w:name="chapter_1"/>
+      <w:bookmarkStart w:id="93993" w:name="chapter_1"/>
       <w:pPr>
         <w:pStyle w:val="Heading1"/>
       </w:pPr>
       <w:r>
         <w:t>Session 1: Entering the Investigation</w:t>
       </w:r>
-      <w:bookmarkEnd w:id="4621"/>
+      <w:bookmarkEnd w:id="93993"/>
     </w:p>
     <w:p>
       <w:pPr>
@@ -726,14 +726,14 @@
       </w:r>
     </w:p>
     <w:p>
-      <w:bookmarkStart w:id="3361" w:name="chapter_2"/>
+      <w:bookmarkStart w:id="38953" w:name="chapter_2"/>
       <w:pPr>
         <w:pStyle w:val="Heading1"/>
       </w:pPr>
       <w:r>
         <w:t>Session 2: Can We Trust the Biographies of Jesus?</w:t>
       </w:r>
-      <w:bookmarkEnd w:id="3361"/>
+      <w:bookmarkEnd w:id="38953"/>
     </w:p>
     <w:p>
       <w:pPr>
@@ -1072,14 +1072,14 @@
       </w:r>
     </w:p>
     <w:p>
-      <w:bookmarkStart w:id="70661" w:name="chapter_3"/>
+      <w:bookmarkStart w:id="10114" w:name="chapter_3"/>
       <w:pPr>
         <w:pStyle w:val="Heading1"/>
       </w:pPr>
       <w:r>
         <w:t>Session 3: Who Did Jesus Think He Was?</w:t>
       </w:r>
-      <w:bookmarkEnd w:id="70661"/>
+      <w:bookmarkEnd w:id="10114"/>
     </w:p>
     <w:p>
       <w:pPr>
@@ -1418,14 +1418,14 @@
       </w:r>
     </w:p>
     <w:p>
-      <w:bookmarkStart w:id="9764" w:name="chapter_4"/>
+      <w:bookmarkStart w:id="62632" w:name="chapter_4"/>
       <w:pPr>
         <w:pStyle w:val="Heading1"/>
       </w:pPr>
       <w:r>
         <w:t>Session 4: Did Jesus Really Die and Rise?</w:t>
       </w:r>
-      <w:bookmarkEnd w:id="9764"/>
+      <w:bookmarkEnd w:id="62632"/>
     </w:p>
     <w:p>
       <w:pPr>
@@ -1764,14 +1764,14 @@
       </w:r>
     </w:p>
     <w:p>
-      <w:bookmarkStart w:id="76910" w:name="chapter_5"/>
+      <w:bookmarkStart w:id="32192" w:name="chapter_5"/>
       <w:pPr>
         <w:pStyle w:val="Heading1"/>
       </w:pPr>
       <w:r>
         <w:t>Session 5: Objections, Alternatives, and the Verdict</w:t>
       </w:r>
-      <w:bookmarkEnd w:id="76910"/>
+      <w:bookmarkEnd w:id="32192"/>
     </w:p>
     <w:p>
       <w:pPr>

--- a/artifacts/api-server/artifacts/api-server/uploads/assets/5/manuscript_6x9.docx
+++ b/artifacts/api-server/artifacts/api-server/uploads/assets/5/manuscript_6x9.docx
@@ -380,14 +380,14 @@
       </w:r>
     </w:p>
     <w:p>
-      <w:bookmarkStart w:id="93993" w:name="chapter_1"/>
+      <w:bookmarkStart w:id="90777" w:name="chapter_1"/>
       <w:pPr>
         <w:pStyle w:val="Heading1"/>
       </w:pPr>
       <w:r>
         <w:t>Session 1: Entering the Investigation</w:t>
       </w:r>
-      <w:bookmarkEnd w:id="93993"/>
+      <w:bookmarkEnd w:id="90777"/>
     </w:p>
     <w:p>
       <w:pPr>
@@ -726,14 +726,14 @@
       </w:r>
     </w:p>
     <w:p>
-      <w:bookmarkStart w:id="38953" w:name="chapter_2"/>
+      <w:bookmarkStart w:id="49897" w:name="chapter_2"/>
       <w:pPr>
         <w:pStyle w:val="Heading1"/>
       </w:pPr>
       <w:r>
         <w:t>Session 2: Can We Trust the Biographies of Jesus?</w:t>
       </w:r>
-      <w:bookmarkEnd w:id="38953"/>
+      <w:bookmarkEnd w:id="49897"/>
     </w:p>
     <w:p>
       <w:pPr>
@@ -1072,14 +1072,14 @@
       </w:r>
     </w:p>
     <w:p>
-      <w:bookmarkStart w:id="10114" w:name="chapter_3"/>
+      <w:bookmarkStart w:id="82840" w:name="chapter_3"/>
       <w:pPr>
         <w:pStyle w:val="Heading1"/>
       </w:pPr>
       <w:r>
         <w:t>Session 3: Who Did Jesus Think He Was?</w:t>
       </w:r>
-      <w:bookmarkEnd w:id="10114"/>
+      <w:bookmarkEnd w:id="82840"/>
     </w:p>
     <w:p>
       <w:pPr>
@@ -1418,14 +1418,14 @@
       </w:r>
     </w:p>
     <w:p>
-      <w:bookmarkStart w:id="62632" w:name="chapter_4"/>
+      <w:bookmarkStart w:id="33573" w:name="chapter_4"/>
       <w:pPr>
         <w:pStyle w:val="Heading1"/>
       </w:pPr>
       <w:r>
         <w:t>Session 4: Did Jesus Really Die and Rise?</w:t>
       </w:r>
-      <w:bookmarkEnd w:id="62632"/>
+      <w:bookmarkEnd w:id="33573"/>
     </w:p>
     <w:p>
       <w:pPr>
@@ -1764,14 +1764,14 @@
       </w:r>
     </w:p>
     <w:p>
-      <w:bookmarkStart w:id="32192" w:name="chapter_5"/>
+      <w:bookmarkStart w:id="19467" w:name="chapter_5"/>
       <w:pPr>
         <w:pStyle w:val="Heading1"/>
       </w:pPr>
       <w:r>
         <w:t>Session 5: Objections, Alternatives, and the Verdict</w:t>
       </w:r>
-      <w:bookmarkEnd w:id="32192"/>
+      <w:bookmarkEnd w:id="19467"/>
     </w:p>
     <w:p>
       <w:pPr>

--- a/artifacts/api-server/artifacts/api-server/uploads/assets/5/manuscript_6x9.docx
+++ b/artifacts/api-server/artifacts/api-server/uploads/assets/5/manuscript_6x9.docx
@@ -380,14 +380,14 @@
       </w:r>
     </w:p>
     <w:p>
-      <w:bookmarkStart w:id="90777" w:name="chapter_1"/>
+      <w:bookmarkStart w:id="32236" w:name="chapter_1"/>
       <w:pPr>
         <w:pStyle w:val="Heading1"/>
       </w:pPr>
       <w:r>
         <w:t>Session 1: Entering the Investigation</w:t>
       </w:r>
-      <w:bookmarkEnd w:id="90777"/>
+      <w:bookmarkEnd w:id="32236"/>
     </w:p>
     <w:p>
       <w:pPr>
@@ -726,14 +726,14 @@
       </w:r>
     </w:p>
     <w:p>
-      <w:bookmarkStart w:id="49897" w:name="chapter_2"/>
+      <w:bookmarkStart w:id="74553" w:name="chapter_2"/>
       <w:pPr>
         <w:pStyle w:val="Heading1"/>
       </w:pPr>
       <w:r>
         <w:t>Session 2: Can We Trust the Biographies of Jesus?</w:t>
       </w:r>
-      <w:bookmarkEnd w:id="49897"/>
+      <w:bookmarkEnd w:id="74553"/>
     </w:p>
     <w:p>
       <w:pPr>
@@ -1072,14 +1072,14 @@
       </w:r>
     </w:p>
     <w:p>
-      <w:bookmarkStart w:id="82840" w:name="chapter_3"/>
+      <w:bookmarkStart w:id="17573" w:name="chapter_3"/>
       <w:pPr>
         <w:pStyle w:val="Heading1"/>
       </w:pPr>
       <w:r>
         <w:t>Session 3: Who Did Jesus Think He Was?</w:t>
       </w:r>
-      <w:bookmarkEnd w:id="82840"/>
+      <w:bookmarkEnd w:id="17573"/>
     </w:p>
     <w:p>
       <w:pPr>
@@ -1418,14 +1418,14 @@
       </w:r>
     </w:p>
     <w:p>
-      <w:bookmarkStart w:id="33573" w:name="chapter_4"/>
+      <w:bookmarkStart w:id="25757" w:name="chapter_4"/>
       <w:pPr>
         <w:pStyle w:val="Heading1"/>
       </w:pPr>
       <w:r>
         <w:t>Session 4: Did Jesus Really Die and Rise?</w:t>
       </w:r>
-      <w:bookmarkEnd w:id="33573"/>
+      <w:bookmarkEnd w:id="25757"/>
     </w:p>
     <w:p>
       <w:pPr>
@@ -1764,14 +1764,14 @@
       </w:r>
     </w:p>
     <w:p>
-      <w:bookmarkStart w:id="19467" w:name="chapter_5"/>
+      <w:bookmarkStart w:id="57862" w:name="chapter_5"/>
       <w:pPr>
         <w:pStyle w:val="Heading1"/>
       </w:pPr>
       <w:r>
         <w:t>Session 5: Objections, Alternatives, and the Verdict</w:t>
       </w:r>
-      <w:bookmarkEnd w:id="19467"/>
+      <w:bookmarkEnd w:id="57862"/>
     </w:p>
     <w:p>
       <w:pPr>

--- a/artifacts/api-server/artifacts/api-server/uploads/assets/5/manuscript_6x9.docx
+++ b/artifacts/api-server/artifacts/api-server/uploads/assets/5/manuscript_6x9.docx
@@ -380,14 +380,14 @@
       </w:r>
     </w:p>
     <w:p>
-      <w:bookmarkStart w:id="32236" w:name="chapter_1"/>
+      <w:bookmarkStart w:id="70312" w:name="chapter_1"/>
       <w:pPr>
         <w:pStyle w:val="Heading1"/>
       </w:pPr>
       <w:r>
         <w:t>Session 1: Entering the Investigation</w:t>
       </w:r>
-      <w:bookmarkEnd w:id="32236"/>
+      <w:bookmarkEnd w:id="70312"/>
     </w:p>
     <w:p>
       <w:pPr>
@@ -726,14 +726,14 @@
       </w:r>
     </w:p>
     <w:p>
-      <w:bookmarkStart w:id="74553" w:name="chapter_2"/>
+      <w:bookmarkStart w:id="57706" w:name="chapter_2"/>
       <w:pPr>
         <w:pStyle w:val="Heading1"/>
       </w:pPr>
       <w:r>
         <w:t>Session 2: Can We Trust the Biographies of Jesus?</w:t>
       </w:r>
-      <w:bookmarkEnd w:id="74553"/>
+      <w:bookmarkEnd w:id="57706"/>
     </w:p>
     <w:p>
       <w:pPr>
@@ -1072,14 +1072,14 @@
       </w:r>
     </w:p>
     <w:p>
-      <w:bookmarkStart w:id="17573" w:name="chapter_3"/>
+      <w:bookmarkStart w:id="3579" w:name="chapter_3"/>
       <w:pPr>
         <w:pStyle w:val="Heading1"/>
       </w:pPr>
       <w:r>
         <w:t>Session 3: Who Did Jesus Think He Was?</w:t>
       </w:r>
-      <w:bookmarkEnd w:id="17573"/>
+      <w:bookmarkEnd w:id="3579"/>
     </w:p>
     <w:p>
       <w:pPr>
@@ -1418,14 +1418,14 @@
       </w:r>
     </w:p>
     <w:p>
-      <w:bookmarkStart w:id="25757" w:name="chapter_4"/>
+      <w:bookmarkStart w:id="94657" w:name="chapter_4"/>
       <w:pPr>
         <w:pStyle w:val="Heading1"/>
       </w:pPr>
       <w:r>
         <w:t>Session 4: Did Jesus Really Die and Rise?</w:t>
       </w:r>
-      <w:bookmarkEnd w:id="25757"/>
+      <w:bookmarkEnd w:id="94657"/>
     </w:p>
     <w:p>
       <w:pPr>
@@ -1764,14 +1764,14 @@
       </w:r>
     </w:p>
     <w:p>
-      <w:bookmarkStart w:id="57862" w:name="chapter_5"/>
+      <w:bookmarkStart w:id="9644" w:name="chapter_5"/>
       <w:pPr>
         <w:pStyle w:val="Heading1"/>
       </w:pPr>
       <w:r>
         <w:t>Session 5: Objections, Alternatives, and the Verdict</w:t>
       </w:r>
-      <w:bookmarkEnd w:id="57862"/>
+      <w:bookmarkEnd w:id="9644"/>
     </w:p>
     <w:p>
       <w:pPr>

--- a/artifacts/api-server/artifacts/api-server/uploads/assets/5/manuscript_6x9.docx
+++ b/artifacts/api-server/artifacts/api-server/uploads/assets/5/manuscript_6x9.docx
@@ -380,14 +380,14 @@
       </w:r>
     </w:p>
     <w:p>
-      <w:bookmarkStart w:id="70312" w:name="chapter_1"/>
+      <w:bookmarkStart w:id="65266" w:name="chapter_1"/>
       <w:pPr>
         <w:pStyle w:val="Heading1"/>
       </w:pPr>
       <w:r>
         <w:t>Session 1: Entering the Investigation</w:t>
       </w:r>
-      <w:bookmarkEnd w:id="70312"/>
+      <w:bookmarkEnd w:id="65266"/>
     </w:p>
     <w:p>
       <w:pPr>
@@ -726,14 +726,14 @@
       </w:r>
     </w:p>
     <w:p>
-      <w:bookmarkStart w:id="57706" w:name="chapter_2"/>
+      <w:bookmarkStart w:id="87961" w:name="chapter_2"/>
       <w:pPr>
         <w:pStyle w:val="Heading1"/>
       </w:pPr>
       <w:r>
         <w:t>Session 2: Can We Trust the Biographies of Jesus?</w:t>
       </w:r>
-      <w:bookmarkEnd w:id="57706"/>
+      <w:bookmarkEnd w:id="87961"/>
     </w:p>
     <w:p>
       <w:pPr>
@@ -1072,14 +1072,14 @@
       </w:r>
     </w:p>
     <w:p>
-      <w:bookmarkStart w:id="3579" w:name="chapter_3"/>
+      <w:bookmarkStart w:id="14585" w:name="chapter_3"/>
       <w:pPr>
         <w:pStyle w:val="Heading1"/>
       </w:pPr>
       <w:r>
         <w:t>Session 3: Who Did Jesus Think He Was?</w:t>
       </w:r>
-      <w:bookmarkEnd w:id="3579"/>
+      <w:bookmarkEnd w:id="14585"/>
     </w:p>
     <w:p>
       <w:pPr>
@@ -1418,14 +1418,14 @@
       </w:r>
     </w:p>
     <w:p>
-      <w:bookmarkStart w:id="94657" w:name="chapter_4"/>
+      <w:bookmarkStart w:id="86009" w:name="chapter_4"/>
       <w:pPr>
         <w:pStyle w:val="Heading1"/>
       </w:pPr>
       <w:r>
         <w:t>Session 4: Did Jesus Really Die and Rise?</w:t>
       </w:r>
-      <w:bookmarkEnd w:id="94657"/>
+      <w:bookmarkEnd w:id="86009"/>
     </w:p>
     <w:p>
       <w:pPr>
@@ -1764,14 +1764,14 @@
       </w:r>
     </w:p>
     <w:p>
-      <w:bookmarkStart w:id="9644" w:name="chapter_5"/>
+      <w:bookmarkStart w:id="2737" w:name="chapter_5"/>
       <w:pPr>
         <w:pStyle w:val="Heading1"/>
       </w:pPr>
       <w:r>
         <w:t>Session 5: Objections, Alternatives, and the Verdict</w:t>
       </w:r>
-      <w:bookmarkEnd w:id="9644"/>
+      <w:bookmarkEnd w:id="2737"/>
     </w:p>
     <w:p>
       <w:pPr>
